--- a/public/downloads/przykladowa-praca-magisterska-filologia-rosyjska.docx
+++ b/public/downloads/przykladowa-praca-magisterska-filologia-rosyjska.docx
@@ -117,7 +117,7 @@
         <w:t xml:space="preserve">: realia (leksyka bezekwiwalentna) w prozie rosyjskiej i strategie ich przekazu w polskim tłumaczeniu. Prace z rusycystyki pisze się PO ROSYJSKU (stąd rosyjskie sekcje); polskie adnotacje objaśniają funkcję części — usuń je w swojej pracy. Kategoria realiów to klasyka rosyjskiego przekładoznawstwa (Влахов i Флорин) — naturalna rama dla par rosyjsko-polskich. Pełne poradniki: praca-magisterska.pl/poradniki/</w:t>
       </w:r>
     </w:p>
-    <w:bookmarkStart w:id="20" w:name="аннотация"/>
+    <w:bookmarkStart w:id="9" w:name="_аннотация"/>
     <w:p>
       <w:pPr>
         <w:pStyle w:val="Heading1"/>
@@ -160,8 +160,8 @@
         <w:t xml:space="preserve">[Annotacija po rosyjsku: przedmiot, materiał (para tekstów), metoda sploszной wyborki z liczbą jednostek (168), typologia przyjęta do klasyfikacji i główny wynik z odsetkami. Uczelnie wymagają zwykle także streszczenia po polsku — sprawdź wytyczne instytutu.]</w:t>
       </w:r>
     </w:p>
-    <w:bookmarkEnd w:id="20"/>
-    <w:bookmarkStart w:id="21" w:name="оглавление"/>
+    <w:bookmarkEnd w:id="9"/>
+    <w:bookmarkStart w:id="10" w:name="_оглавление"/>
     <w:p>
       <w:pPr>
         <w:pStyle w:val="Heading1"/>
@@ -368,8 +368,8 @@
         <w:t xml:space="preserve"> </w:t>
       </w:r>
     </w:p>
-    <w:bookmarkEnd w:id="21"/>
-    <w:bookmarkStart w:id="23" w:name="глава-2.-материал-и-метод"/>
+    <w:bookmarkEnd w:id="10"/>
+    <w:bookmarkStart w:id="12" w:name="_9bb7eb7bf64d64ae68caec74d72452540854417"/>
     <w:p>
       <w:pPr>
         <w:pStyle w:val="Heading1"/>
@@ -378,7 +378,7 @@
         <w:t xml:space="preserve">Глава 2. Материал и метод</w:t>
       </w:r>
     </w:p>
-    <w:bookmarkStart w:id="22" w:name="критерии-выборки-и-корпус-единиц"/>
+    <w:bookmarkStart w:id="11" w:name="_137bdc024fd986b3b257af188bb3af4d1b45ae0"/>
     <w:p>
       <w:pPr>
         <w:pStyle w:val="Heading2"/>
@@ -416,9 +416,9 @@
         <w:t xml:space="preserve">[Warsztat: sploszna wyborka (ekscerpcja ciągła całego tekstu — nie „wybrane przykłady”), dwa kryteria, обработка pograniczных przypadków, wynik z podziałem na kategorie i rejestracją stron OBU wydań. Korpus par do aneksu.]</w:t>
       </w:r>
     </w:p>
-    <w:bookmarkEnd w:id="22"/>
-    <w:bookmarkEnd w:id="23"/>
-    <w:bookmarkStart w:id="25" w:name="глава-3.-анализ"/>
+    <w:bookmarkEnd w:id="11"/>
+    <w:bookmarkEnd w:id="12"/>
+    <w:bookmarkStart w:id="14" w:name="_ee40e8e21630a6a0f79701fe5f1473d44834d08"/>
     <w:p>
       <w:pPr>
         <w:pStyle w:val="Heading1"/>
@@ -427,7 +427,7 @@
         <w:t xml:space="preserve">Глава 3. Анализ</w:t>
       </w:r>
     </w:p>
-    <w:bookmarkStart w:id="24" w:name="бытовые-реалии"/>
+    <w:bookmarkStart w:id="13" w:name="_2bf6bd67322b6f3a86ab9e5b06df65a8282f02d"/>
     <w:p>
       <w:pPr>
         <w:pStyle w:val="Heading2"/>
@@ -822,9 +822,9 @@
         <w:t xml:space="preserve">[Wzorzec analizy: jednostka (kursywą) → rozwiązanie tłumacza → co ginie/zostaje (konotacje!) → lokalizacja w obu wydaniach. Tabela krzyżowa priom × kategoria pokazuje asymetrię strategii — to główny wynik.]</w:t>
       </w:r>
     </w:p>
-    <w:bookmarkEnd w:id="24"/>
-    <w:bookmarkEnd w:id="25"/>
-    <w:bookmarkStart w:id="26" w:name="глава-4.-обсуждение-результатов"/>
+    <w:bookmarkEnd w:id="13"/>
+    <w:bookmarkEnd w:id="14"/>
+    <w:bookmarkStart w:id="15" w:name="_f5beda5fce6c76391290eff31c9d00afd96d660"/>
     <w:p>
       <w:pPr>
         <w:pStyle w:val="Heading1"/>
@@ -841,8 +841,8 @@
         <w:t xml:space="preserve">Выявленная асимметрия — одомашнивание бытовых реалий при сохранении колорита общественно-политических — интерпретируется в работе как отражение двойного статуса советской действительности для польского читателя: бытовая сфера воспринимается как «своя» (общий опыт социалистической повседневности), тогда как реалии советских институтов маркируются как «чужие». Ограничения работы: одна пара текстов и один переводчик; выводы о стратегии не подлежат генерализации на русско-польский перевод в целом. Перспективы: сопоставление переводов разных десятилетий и рецептивное исследование.</w:t>
       </w:r>
     </w:p>
-    <w:bookmarkEnd w:id="26"/>
-    <w:bookmarkStart w:id="30" w:name="библиография-выбор"/>
+    <w:bookmarkEnd w:id="15"/>
+    <w:bookmarkStart w:id="20" w:name="_af3eae31a568ea0354823d4da2bad705f490b5f"/>
     <w:p>
       <w:pPr>
         <w:pStyle w:val="Heading1"/>
@@ -953,7 +953,7 @@
     </w:p>
     <w:p>
       <w:pPr>
-        <w:pStyle w:val="BodyText"/>
+        <w:pStyle w:val="FirstParagraph"/>
       </w:pPr>
       <w:r>
         <w:t xml:space="preserve">Wzór przygotowała redakcja serwisu</w:t>
@@ -981,7 +981,7 @@
           <w:b/>
           <w:bCs/>
         </w:rPr>
-        <w:t xml:space="preserve">Smart-Edu.ai — pierwsza wersja pracy w kilka godzin, nie w kilka miesięcy</w:t>
+        <w:t xml:space="preserve">„Jak napisać pracę magisterską od A do Z” — ebook, 250 stron</w:t>
       </w:r>
     </w:p>
     <w:p>
@@ -989,21 +989,27 @@
         <w:pStyle w:val="Note"/>
       </w:pPr>
       <w:r>
-        <w:t xml:space="preserve">Podajesz temat, kierunek studiów i wytyczne promotora, a sztuczna inteligencja generuje unikalny, gotowy do edycji tekst: z poprawną strukturą rozdziałów, przypisami i bibliografią. Rejestracja jest darmowa, płacisz wyłącznie za wygenerowany tekst.</w:t>
+        <w:t xml:space="preserve">Ten wzór daje gotowy układ. Ebook prowadzi krok po kroku przez każdą część pracy: wybór tematu, rozdział teoretyczny, metodologię, analizę wyników, zakończenie i obronę. Szablony, checklisty i rozdział o etycznym korzystaniu z AI, 39 zł.</w:t>
       </w:r>
     </w:p>
     <w:p>
       <w:pPr>
         <w:pStyle w:val="Note"/>
       </w:pPr>
-      <w:hyperlink r:id="rId27">
+      <w:r>
+        <w:t xml:space="preserve">Rozdział o metodologii badań przejrzysz za darmo:</w:t>
+      </w:r>
+      <w:r>
+        <w:t xml:space="preserve"> </w:t>
+      </w:r>
+      <w:hyperlink r:id="rId16">
         <w:r>
           <w:rPr>
             <w:rStyle w:val="Hyperlink"/>
             <w:b/>
             <w:bCs/>
           </w:rPr>
-          <w:t xml:space="preserve">www.smart-edu.ai/pl/masters-thesis</w:t>
+          <w:t xml:space="preserve">praca-magisterska.pl/sklep/praca-magisterska-ebook/</w:t>
         </w:r>
       </w:hyperlink>
     </w:p>
@@ -1012,35 +1018,50 @@
         <w:pStyle w:val="BodyText"/>
       </w:pPr>
       <w:r>
-        <w:t xml:space="preserve">Wolisz napisać pracę w pełni samodzielnie? Pomoże Ci ebook</w:t>
-      </w:r>
-      <w:r>
-        <w:t xml:space="preserve"> </w:t>
-      </w:r>
-      <w:r>
-        <w:rPr>
-          <w:b/>
-          <w:bCs/>
-        </w:rPr>
-        <w:t xml:space="preserve">„Jak napisać pracę magisterską. Kompletny przewodnik od A do Z”</w:t>
-      </w:r>
-      <w:r>
-        <w:t xml:space="preserve"> </w:t>
-      </w:r>
-      <w:r>
-        <w:t xml:space="preserve">— 250 stron praktycznych wskazówek, szablonów i checklist, z rozdziałem o etycznym korzystaniu z AI:</w:t>
-      </w:r>
-      <w:r>
-        <w:t xml:space="preserve"> </w:t>
-      </w:r>
-      <w:hyperlink r:id="rId28">
+        <w:t xml:space="preserve">Chcesz zobaczyć, jak wygląda cała praca? Zajrzyj do</w:t>
+      </w:r>
+      <w:r>
+        <w:t xml:space="preserve"> </w:t>
+      </w:r>
+      <w:hyperlink r:id="rId17">
         <w:r>
           <w:rPr>
             <w:rStyle w:val="Hyperlink"/>
           </w:rPr>
-          <w:t xml:space="preserve">www.praca-magisterska.pl/sklep/praca-magisterska-ebook/</w:t>
+          <w:t xml:space="preserve">katalogu gotowych prac wzorcowych</w:t>
         </w:r>
       </w:hyperlink>
+      <w:r>
+        <w:t xml:space="preserve"> </w:t>
+      </w:r>
+      <w:r>
+        <w:t xml:space="preserve">z przypisami i bibliografią (59 zł za pracę).</w:t>
+      </w:r>
+    </w:p>
+    <w:p>
+      <w:pPr>
+        <w:pStyle w:val="BodyText"/>
+      </w:pPr>
+      <w:r>
+        <w:t xml:space="preserve">Generator</w:t>
+      </w:r>
+      <w:r>
+        <w:t xml:space="preserve"> </w:t>
+      </w:r>
+      <w:hyperlink r:id="rId18">
+        <w:r>
+          <w:rPr>
+            <w:rStyle w:val="Hyperlink"/>
+          </w:rPr>
+          <w:t xml:space="preserve">Smart-Edu.ai</w:t>
+        </w:r>
+      </w:hyperlink>
+      <w:r>
+        <w:t xml:space="preserve"> </w:t>
+      </w:r>
+      <w:r>
+        <w:t xml:space="preserve">przygotuje pierwszą wersję tekstu z pomocą sztucznej inteligencji, jeśli wolisz zacząć od szkicu.</w:t>
+      </w:r>
     </w:p>
     <w:p>
       <w:pPr>
@@ -1056,7 +1077,7 @@
       <w:r>
         <w:t xml:space="preserve"> </w:t>
       </w:r>
-      <w:hyperlink r:id="rId29">
+      <w:hyperlink r:id="rId19">
         <w:r>
           <w:rPr>
             <w:rStyle w:val="Hyperlink"/>
@@ -1067,7 +1088,7 @@
         </w:r>
       </w:hyperlink>
     </w:p>
-    <w:bookmarkEnd w:id="30"/>
+    <w:bookmarkEnd w:id="20"/>
     <w:sectPr/>
   </w:body>
 </w:document>

--- a/public/downloads/przykladowa-praca-magisterska-filologia-rosyjska.docx
+++ b/public/downloads/przykladowa-praca-magisterska-filologia-rosyjska.docx
@@ -989,7 +989,7 @@
         <w:pStyle w:val="Note"/>
       </w:pPr>
       <w:r>
-        <w:t xml:space="preserve">Ten wzór daje gotowy układ. Ebook prowadzi krok po kroku przez każdą część pracy: wybór tematu, rozdział teoretyczny, metodologię, analizę wyników, zakończenie i obronę. Szablony, checklisty i rozdział o etycznym korzystaniu z AI, 39 zł.</w:t>
+        <w:t xml:space="preserve">Ten wzór daje gotowy układ. Ebook prowadzi krok po kroku przez każdą część pracy: wybór tematu, rozdział teoretyczny, metodologię, analizę wyników, zakończenie i obronę. Szablony, checklisty i rozdział o etycznym korzystaniu z AI, 49 zł.</w:t>
       </w:r>
     </w:p>
     <w:p>
